--- a/output/st_joseph_s_hospital_savannah_ga_us_may_2026_report.docx
+++ b/output/st_joseph_s_hospital_savannah_ga_us_may_2026_report.docx
@@ -351,7 +351,7 @@
               <w:rPr>
                 <w:sz w:val="18"/>
               </w:rPr>
-              <w:t>04 July 2026</w:t>
+              <w:t>24 August 2026</w:t>
             </w:r>
           </w:p>
         </w:tc>
@@ -439,7 +439,7 @@
           <w:color w:val="00857C"/>
           <w:sz w:val="20"/>
         </w:rPr>
-        <w:t>Good</w:t>
+        <w:t>Excellent</w:t>
       </w:r>
     </w:p>
     <w:p>
@@ -486,7 +486,7 @@
           <w:color w:val="B8860B"/>
           <w:sz w:val="20"/>
         </w:rPr>
-        <w:t>Stable</w:t>
+        <w:t>Acceptable</w:t>
       </w:r>
     </w:p>
     <w:p>
@@ -500,7 +500,7 @@
           <w:i w:val="0"/>
           <w:sz w:val="20"/>
         </w:rPr>
-        <w:t>Scale control status was Action Required because only 20.0% of recent Traced Product readings were within the Controller Setpoint range. The 90-day Traced Product mean was 44.5 ppm against the 40.9-45.1 ppm control range, indicating the product average was in range. Recent readings were frequently outside the control range even though the product direction was OK, so feed consistency and calibration should be reviewed. Conductivity was stable during the same period, indicating this is a product feed or calibration issue, not a water loss event.</w:t>
+        <w:t>Traced Product was within the Controller Setpoint control range for 58.6% of the reporting month. Polymer consumption rate averaged 25.9% and increased from 20.1% at the start of the month to 35.5% at the end of the month. The product was higher than target during the initial part of the month and moved closer to the control band later, but end-of-month control was 66.1% within range, so it is not yet consistently maintained well. The end-of-month traced product deviation from setpoint is minimal, so the control logic will be optimised. Traced Product was higher than Tagged Polymer for 100.0% of the month. The calculated polymer consumption rate increased from 21.9% early in the month to 29.8% later in the month, so scale control needs attention. ADE phosphate and silica residuals were not available on or after the date the increasing polymer consumption trend was noticed and will be measured during the upcoming service visit. Conductivity and polymer consumption increased together, indicating the change is due to an increase in cycles of concentration.</w:t>
       </w:r>
     </w:p>
     <w:p>
@@ -533,7 +533,7 @@
           <w:color w:val="B8860B"/>
           <w:sz w:val="20"/>
         </w:rPr>
-        <w:t>Stable</w:t>
+        <w:t>Acceptable</w:t>
       </w:r>
     </w:p>
     <w:p>
@@ -548,6 +548,20 @@
           <w:sz w:val="20"/>
         </w:rPr>
         <w:t>FRC data was not available in the field test data for this reporting period and will be checked during the upcoming service visit. ORP spike response after timer-controlled biocide feed was consistent, indicating the system responded to treatment. Biocide pump activation was observed during the reporting period, supporting a Stable microbial control status.</w:t>
+      </w:r>
+    </w:p>
+    <w:p>
+      <w:pPr>
+        <w:spacing w:before="80" w:after="120"/>
+        <w:jc w:val="left"/>
+      </w:pPr>
+      <w:r>
+        <w:rPr>
+          <w:b w:val="0"/>
+          <w:i w:val="0"/>
+          <w:sz w:val="20"/>
+        </w:rPr>
+        <w:t>Dip-slide analysis was not available for this reporting period and will be measured during the upcoming service visit.</w:t>
       </w:r>
     </w:p>
     <w:p>
@@ -580,7 +594,7 @@
           <w:color w:val="B8860B"/>
           <w:sz w:val="20"/>
         </w:rPr>
-        <w:t>Stable</w:t>
+        <w:t>Acceptable</w:t>
       </w:r>
     </w:p>
     <w:tbl>
@@ -775,7 +789,7 @@
               <w:rPr>
                 <w:sz w:val="18"/>
               </w:rPr>
-              <w:t>Okay</w:t>
+              <w:t>Acceptable</w:t>
             </w:r>
           </w:p>
         </w:tc>
@@ -807,6 +821,26 @@
           <w:sz w:val="26"/>
         </w:rPr>
         <w:t>Product Efficiency</w:t>
+      </w:r>
+    </w:p>
+    <w:p>
+      <w:pPr>
+        <w:spacing w:before="60" w:after="100"/>
+      </w:pPr>
+      <w:r>
+        <w:rPr>
+          <w:b/>
+          <w:sz w:val="20"/>
+        </w:rPr>
+        <w:t xml:space="preserve">Status: </w:t>
+      </w:r>
+      <w:r>
+        <w:rPr>
+          <w:b/>
+          <w:color w:val="B8860B"/>
+          <w:sz w:val="20"/>
+        </w:rPr>
+        <w:t>Acceptable</w:t>
       </w:r>
     </w:p>
     <w:p>
@@ -1263,7 +1297,7 @@
               <w:rPr>
                 <w:sz w:val="18"/>
               </w:rPr>
-              <w:t>✓ Good</w:t>
+              <w:t>✓ Excellent</w:t>
             </w:r>
           </w:p>
         </w:tc>
@@ -1435,7 +1469,7 @@
               <w:rPr>
                 <w:sz w:val="18"/>
               </w:rPr>
-              <w:t>✓ Good</w:t>
+              <w:t>✓ Excellent</w:t>
             </w:r>
           </w:p>
         </w:tc>
@@ -1607,7 +1641,7 @@
               <w:rPr>
                 <w:sz w:val="18"/>
               </w:rPr>
-              <w:t>⚠ Stable</w:t>
+              <w:t>⚠ Acceptable</w:t>
             </w:r>
           </w:p>
         </w:tc>
@@ -1779,7 +1813,7 @@
               <w:rPr>
                 <w:sz w:val="18"/>
               </w:rPr>
-              <w:t>⚠ Action Required</w:t>
+              <w:t>✗ Critical</w:t>
             </w:r>
           </w:p>
         </w:tc>
@@ -2739,11 +2773,53 @@
       </w:pPr>
       <w:r>
         <w:rPr>
+          <w:b/>
           <w:i/>
           <w:color w:val="333333"/>
           <w:sz w:val="19"/>
         </w:rPr>
-        <w:t>Comment: The corrosion trend chart shows mild steel averaging 0.10 MPY and copper averaging 0.0474 MPY, both within their targets, with no indication that the corrosion program is approaching the control limits.</w:t>
+        <w:t xml:space="preserve">Comment: </w:t>
+      </w:r>
+      <w:r>
+        <w:rPr>
+          <w:i/>
+          <w:color w:val="333333"/>
+          <w:sz w:val="19"/>
+        </w:rPr>
+        <w:t>Pattern: corrosion control is decreasing, but remains good against the target.</w:t>
+      </w:r>
+      <w:r>
+        <w:br/>
+      </w:r>
+      <w:r>
+        <w:rPr>
+          <w:i/>
+          <w:color w:val="333333"/>
+          <w:sz w:val="19"/>
+        </w:rPr>
+        <w:t>Mild steel corrosion remained broadly stable across the month, while copper corrosion decreased across the month.</w:t>
+      </w:r>
+      <w:r>
+        <w:br/>
+      </w:r>
+      <w:r>
+        <w:rPr>
+          <w:i/>
+          <w:color w:val="333333"/>
+          <w:sz w:val="19"/>
+        </w:rPr>
+        <w:t>MS was within the 3.0 MPY target, and Cu was within the 0.5 MPY target.</w:t>
+      </w:r>
+      <w:r>
+        <w:br/>
+      </w:r>
+      <w:r>
+        <w:rPr>
+          <w:i/>
+          <w:color w:val="333333"/>
+          <w:sz w:val="19"/>
+        </w:rPr>
+        <w:t>Likely reason: inhibitor residual and operating chemistry are keeping corrosion protected.</w:t>
       </w:r>
     </w:p>
     <w:p>
@@ -2818,11 +2894,53 @@
       </w:pPr>
       <w:r>
         <w:rPr>
+          <w:b/>
           <w:i/>
           <w:color w:val="333333"/>
           <w:sz w:val="19"/>
         </w:rPr>
-        <w:t>Comment: The Traced Product trend chart shows a 90-day mean of 44.5 ppm versus the 40.9-45.1 ppm range, a 0.0% deviation from the range that indicates the product average was in range while recent variability supports reviewing feed consistency and fluorometer calibration during the upcoming service visit.</w:t>
+        <w:t xml:space="preserve">Comment: </w:t>
+      </w:r>
+      <w:r>
+        <w:rPr>
+          <w:i/>
+          <w:color w:val="333333"/>
+          <w:sz w:val="19"/>
+        </w:rPr>
+        <w:t>Pattern: Traced Product is decreasing, but remains good against the target.</w:t>
+      </w:r>
+      <w:r>
+        <w:br/>
+      </w:r>
+      <w:r>
+        <w:rPr>
+          <w:i/>
+          <w:color w:val="333333"/>
+          <w:sz w:val="19"/>
+        </w:rPr>
+        <w:t>The trend moved from about 45.0 ppm at the start to 44.1 ppm at the end.</w:t>
+      </w:r>
+      <w:r>
+        <w:br/>
+      </w:r>
+      <w:r>
+        <w:rPr>
+          <w:i/>
+          <w:color w:val="333333"/>
+          <w:sz w:val="19"/>
+        </w:rPr>
+        <w:t>The Traced Product average was within the configured range. The monthly in-range performance was 58.6%.</w:t>
+      </w:r>
+      <w:r>
+        <w:br/>
+      </w:r>
+      <w:r>
+        <w:rPr>
+          <w:i/>
+          <w:color w:val="333333"/>
+          <w:sz w:val="19"/>
+        </w:rPr>
+        <w:t>Likely reason: feed control, conductivity control, and field residuals should be reviewed together.</w:t>
       </w:r>
     </w:p>
     <w:p>
@@ -2897,11 +3015,53 @@
       </w:pPr>
       <w:r>
         <w:rPr>
+          <w:b/>
           <w:i/>
           <w:color w:val="333333"/>
           <w:sz w:val="19"/>
         </w:rPr>
-        <w:t>Comment: The ORP trend chart shows consistent spike response after biocide dosing was triggered, indicating the system responded to treatment with 0.0% deviation from the expected spike pattern and good microbial treatment response.</w:t>
+        <w:t xml:space="preserve">Comment: </w:t>
+      </w:r>
+      <w:r>
+        <w:rPr>
+          <w:i/>
+          <w:color w:val="333333"/>
+          <w:sz w:val="19"/>
+        </w:rPr>
+        <w:t>Pattern: ORP response is decreasing across the month.</w:t>
+      </w:r>
+      <w:r>
+        <w:br/>
+      </w:r>
+      <w:r>
+        <w:rPr>
+          <w:i/>
+          <w:color w:val="333333"/>
+          <w:sz w:val="19"/>
+        </w:rPr>
+        <w:t>ORP showed a visible spike response pattern during the month without relying on absolute ORP values.</w:t>
+      </w:r>
+      <w:r>
+        <w:br/>
+      </w:r>
+      <w:r>
+        <w:rPr>
+          <w:i/>
+          <w:color w:val="333333"/>
+          <w:sz w:val="19"/>
+        </w:rPr>
+        <w:t>Copper corrosion decreased across the month while the ORP pattern changed.</w:t>
+      </w:r>
+      <w:r>
+        <w:br/>
+      </w:r>
+      <w:r>
+        <w:rPr>
+          <w:i/>
+          <w:color w:val="333333"/>
+          <w:sz w:val="19"/>
+        </w:rPr>
+        <w:t>Likely reason: biocide response is present and corrosion inhibitor is preventing a copper upset.</w:t>
       </w:r>
     </w:p>
     <w:p>
@@ -2968,6 +3128,61 @@
           <w:sz w:val="17"/>
         </w:rPr>
         <w:t>Figure 4: Oxidizing Biocide Pump Relay vs Copper Corrosion — May 2026</w:t>
+      </w:r>
+    </w:p>
+    <w:p>
+      <w:pPr>
+        <w:spacing w:before="40" w:after="200"/>
+      </w:pPr>
+      <w:r>
+        <w:rPr>
+          <w:b/>
+          <w:i/>
+          <w:color w:val="333333"/>
+          <w:sz w:val="19"/>
+        </w:rPr>
+        <w:t xml:space="preserve">Comment: </w:t>
+      </w:r>
+      <w:r>
+        <w:rPr>
+          <w:i/>
+          <w:color w:val="333333"/>
+          <w:sz w:val="19"/>
+        </w:rPr>
+        <w:t>Pattern: biocide feed versus copper corrosion is decreasing, but remains good against the target.</w:t>
+      </w:r>
+      <w:r>
+        <w:br/>
+      </w:r>
+      <w:r>
+        <w:rPr>
+          <w:i/>
+          <w:color w:val="333333"/>
+          <w:sz w:val="19"/>
+        </w:rPr>
+        <w:t>Biocide relay activity was present in the monthly trend.</w:t>
+      </w:r>
+      <w:r>
+        <w:br/>
+      </w:r>
+      <w:r>
+        <w:rPr>
+          <w:i/>
+          <w:color w:val="333333"/>
+          <w:sz w:val="19"/>
+        </w:rPr>
+        <w:t>Relay activity increased across the month when the month is split into early and late periods.</w:t>
+      </w:r>
+      <w:r>
+        <w:br/>
+      </w:r>
+      <w:r>
+        <w:rPr>
+          <w:i/>
+          <w:color w:val="333333"/>
+          <w:sz w:val="19"/>
+        </w:rPr>
+        <w:t>Likely reason: relay feed timing is adequate and copper corrosion remains protected.</w:t>
       </w:r>
     </w:p>
     <w:p>
@@ -3042,11 +3257,53 @@
       </w:pPr>
       <w:r>
         <w:rPr>
+          <w:b/>
           <w:i/>
           <w:color w:val="333333"/>
           <w:sz w:val="19"/>
         </w:rPr>
-        <w:t>Comment: The conductivity trend chart shows a 90-day average of 651.4 uS/cm versus the 600 uS/cm setpoint and 570-630 uS/cm range, 3.4% above the upper range, which indicates slightly elevated concentration rather than water loss; review blowdown valve operation and blowdown settings during the upcoming service visit.</w:t>
+        <w:t xml:space="preserve">Comment: </w:t>
+      </w:r>
+      <w:r>
+        <w:rPr>
+          <w:i/>
+          <w:color w:val="333333"/>
+          <w:sz w:val="19"/>
+        </w:rPr>
+        <w:t>Pattern: conductivity is increasing and needs attention against the target.</w:t>
+      </w:r>
+      <w:r>
+        <w:br/>
+      </w:r>
+      <w:r>
+        <w:rPr>
+          <w:i/>
+          <w:color w:val="333333"/>
+          <w:sz w:val="19"/>
+        </w:rPr>
+        <w:t>The trend moved from about 693.0 µS/cm at the start to 756.5 µS/cm at the end.</w:t>
+      </w:r>
+      <w:r>
+        <w:br/>
+      </w:r>
+      <w:r>
+        <w:rPr>
+          <w:i/>
+          <w:color w:val="333333"/>
+          <w:sz w:val="19"/>
+        </w:rPr>
+        <w:t>The conductivity average was above the configured range. The monthly in-range performance was 7.6%.</w:t>
+      </w:r>
+      <w:r>
+        <w:br/>
+      </w:r>
+      <w:r>
+        <w:rPr>
+          <w:i/>
+          <w:color w:val="333333"/>
+          <w:sz w:val="19"/>
+        </w:rPr>
+        <w:t>Likely reason: reduced blowdown, higher cycles, evaporation concentration, or concentrated makeup is raising conductivity.</w:t>
       </w:r>
     </w:p>
     <w:p>
